--- a/module-1/RylanderMod1.2.docx
+++ b/module-1/RylanderMod1.2.docx
@@ -134,7 +134,14 @@
           <w:noProof w:val="0"/>
           <w:lang w:val="en-US"/>
         </w:rPr>
-        <w:t>showing dictionar</w:t>
+        <w:t xml:space="preserve">showing </w:t>
+      </w:r>
+      <w:r>
+        <w:rPr>
+          <w:noProof w:val="0"/>
+          <w:lang w:val="en-US"/>
+        </w:rPr>
+        <w:t>dictionary</w:t>
       </w:r>
     </w:p>
     <w:p>
@@ -147,7 +154,7 @@
       </w:pPr>
       <w:r>
         <w:drawing>
-          <wp:inline wp14:editId="7B150D25" wp14:anchorId="71CA739B">
+          <wp:inline wp14:editId="1FDAC646" wp14:anchorId="71CA739B">
             <wp:extent cx="5820587" cy="2543530"/>
             <wp:effectExtent l="0" t="0" r="0" b="0"/>
             <wp:docPr id="110363762" name="drawing"/>
@@ -209,15 +216,65 @@
         </w:rPr>
         <w:t xml:space="preserve">Screenshot 2: </w:t>
       </w:r>
-    </w:p>
-    <w:p>
-      <w:pPr>
-        <w:pStyle w:val="Normal"/>
-        <w:rPr>
-          <w:noProof w:val="0"/>
-          <w:lang w:val="en-US"/>
-        </w:rPr>
-      </w:pPr>
+      <w:r>
+        <w:rPr>
+          <w:noProof w:val="0"/>
+          <w:lang w:val="en-US"/>
+        </w:rPr>
+        <w:t>the git page of mod 1</w:t>
+      </w:r>
+    </w:p>
+    <w:p>
+      <w:pPr>
+        <w:pStyle w:val="Normal"/>
+        <w:rPr>
+          <w:noProof w:val="0"/>
+          <w:lang w:val="en-US"/>
+        </w:rPr>
+      </w:pPr>
+      <w:r>
+        <w:drawing>
+          <wp:inline wp14:editId="1D5FFA91" wp14:anchorId="4618C801">
+            <wp:extent cx="5943600" cy="1057275"/>
+            <wp:effectExtent l="0" t="0" r="0" b="0"/>
+            <wp:docPr id="48802316" name="drawing"/>
+            <wp:cNvGraphicFramePr>
+              <a:graphicFrameLocks noChangeAspect="1"/>
+            </wp:cNvGraphicFramePr>
+            <a:graphic>
+              <a:graphicData xmlns:a="http://schemas.openxmlformats.org/drawingml/2006/main" uri="http://schemas.openxmlformats.org/drawingml/2006/picture">
+                <pic:pic xmlns:pic="http://schemas.openxmlformats.org/drawingml/2006/picture">
+                  <pic:nvPicPr>
+                    <pic:cNvPr id="48802316" name="Picture 48802316"/>
+                    <pic:cNvPicPr/>
+                  </pic:nvPicPr>
+                  <pic:blipFill>
+                    <a:blip xmlns:r="http://schemas.openxmlformats.org/officeDocument/2006/relationships" r:embed="rId1834405991">
+                      <a:extLst>
+                        <a:ext uri="{28A0092B-C50C-407E-A947-70E740481C1C}">
+                          <a14:useLocalDpi xmlns:a14="http://schemas.microsoft.com/office/drawing/2010/main"/>
+                        </a:ext>
+                      </a:extLst>
+                    </a:blip>
+                    <a:stretch>
+                      <a:fillRect/>
+                    </a:stretch>
+                  </pic:blipFill>
+                  <pic:spPr>
+                    <a:xfrm>
+                      <a:off x="0" y="0"/>
+                      <a:ext cx="5943600" cy="1057275"/>
+                    </a:xfrm>
+                    <a:prstGeom prst="rect">
+                      <a:avLst/>
+                    </a:prstGeom>
+                  </pic:spPr>
+                </pic:pic>
+              </a:graphicData>
+            </a:graphic>
+          </wp:inline>
+        </w:drawing>
+      </w:r>
     </w:p>
     <w:p>
       <w:pPr>
@@ -691,7 +748,7 @@
     <w:name w:val="Hyperlink"/>
     <w:basedOn w:val="DefaultParagraphFont"/>
     <w:unhideWhenUsed/>
-    <w:rsid w:val="743E89B3"/>
+    <w:rsid w:val="7AE3C165"/>
     <w:rPr>
       <w:color w:val="467886"/>
       <w:u w:val="single"/>
